--- a/public/documents/Mary_Joyce_Ablanque_AI_Automation_Resume_FINAL.docx
+++ b/public/documents/Mary_Joyce_Ablanque_AI_Automation_Resume_FINAL.docx
@@ -24,7 +24,7 @@
           <w:b/>
           <w:sz w:val="21"/>
         </w:rPr>
-        <w:t>AI Automation Specialist | Finance &amp; E-Commerce Systems</w:t>
+        <w:t>AI Automation Specialist | Finance, E-Commerce &amp; Business Process Automation</w:t>
       </w:r>
     </w:p>
     <w:p>
@@ -55,7 +55,7 @@
     </w:p>
     <w:p>
       <w:r>
-        <w:t>AI Automation Specialist with professional experience across finance operations, e-commerce, and digital commerce. Background includes Order-to-Cash and Cash Application at Accenture, Accounts Payable and payroll, three-plus years managing an online retail business, and current affiliate marketing and livestream commerce. Combines practical business-process knowledge with n8n automation, APIs/webhooks, and AI-assisted workflow development, demonstrated through automation portfolio projects based on real operational processes.</w:t>
+        <w:t>AI Automation Specialist with professional experience across finance operations, e-commerce, and digital commerce. Background includes Order-to-Cash and Cash Application at Accenture, Accounts Payable and payroll, three-plus years managing an online retail business, and current affiliate marketing and livestream commerce. Combines practical business-process knowledge with n8n automation, APIs/webhooks, and AI-assisted workflow development, demonstrated through a multi-project automation portfolio spanning finance, e-commerce, client/lead operations, and AI-assisted workflows, based on real operational processes.</w:t>
       </w:r>
     </w:p>
     <w:p>
@@ -434,7 +434,7 @@
           <w:b/>
           <w:sz w:val="20"/>
         </w:rPr>
-        <w:t>SELECTED AUTOMATION PROJECT</w:t>
+        <w:t>SELECTED AUTOMATION PORTFOLIO</w:t>
       </w:r>
     </w:p>
     <w:p>
@@ -486,6 +486,14 @@
     </w:p>
     <w:p>
       <w:pPr>
+        <w:pStyle w:val="ListBullet"/>
+      </w:pPr>
+      <w:r>
+        <w:t>Portfolio also includes standalone automation builds for client/lead operations (CRM), an AI-assisted portfolio assistant, and personal finance document capture — see portfolio.workflowlab.site/projects for details.</w:t>
+      </w:r>
+    </w:p>
+    <w:p>
+      <w:pPr>
         <w:spacing w:before="100" w:after="40"/>
         <w:pBdr>
           <w:bottom w:val="single" w:sz="5" w:space="1" w:color="777777"/>
@@ -502,16 +510,6 @@
     <w:p>
       <w:r>
         <w:t>Xero Certified Associate — Level 1 | Xero | July 2026</w:t>
-      </w:r>
-    </w:p>
-    <w:p>
-      <w:r>
-        <w:t>Microsoft Excel Automation Workshop | MST Connect | July 2026</w:t>
-      </w:r>
-    </w:p>
-    <w:p>
-      <w:r>
-        <w:t>AI/LLM Training | DataCamp | Gemini &amp; NotebookLM, ChatGPT, Claude | July–August 2026</w:t>
       </w:r>
     </w:p>
     <w:p>

--- a/public/documents/Mary_Joyce_Ablanque_AI_Automation_Resume_FINAL.docx
+++ b/public/documents/Mary_Joyce_Ablanque_AI_Automation_Resume_FINAL.docx
@@ -390,24 +390,6 @@
           <w:szCs w:val="21"/>
         </w:rPr>
         <w:t xml:space="preserve">Maintained sales, expense, inventory, purchasing, and supplier records to support financial tracking and daily business decisions.</w:t>
-      </w:r>
-    </w:p>
-    <w:p>
-      <w:pPr>
-        <w:pStyle w:val="ListParagraph"/>
-        <w:numPr>
-          <w:ilvl w:val="0"/>
-          <w:numId w:val="2"/>
-        </w:numPr>
-        <w:spacing w:after="40"/>
-      </w:pPr>
-      <w:r>
-        <w:rPr>
-          <w:rFonts w:ascii="Calibri" w:cs="Calibri" w:eastAsia="Calibri" w:hAnsi="Calibri"/>
-          <w:sz w:val="21"/>
-          <w:szCs w:val="21"/>
-        </w:rPr>
-        <w:t xml:space="preserve">Supervised two part-time assistants and coordinated operational tasks during higher-volume periods.</w:t>
       </w:r>
     </w:p>
     <w:p>
